--- a/Ishchi o'quv dasturlar 2025-2026/Sun'iy intellekt texnologiyalari/Sun'iy intellekt texnologiyalari.docx
+++ b/Ishchi o'quv dasturlar 2025-2026/Sun'iy intellekt texnologiyalari/Sun'iy intellekt texnologiyalari.docx
@@ -493,7 +493,25 @@
                           <w:color w:val="000000"/>
                           <w:lang w:val="en-US" w:eastAsia="en-US"/>
                         </w:rPr>
-                        <w:t xml:space="preserve">HX va MU </w:t>
+                        <w:t xml:space="preserve">HX </w:t>
+                      </w:r>
+                      <w:proofErr w:type="spellStart"/>
+                      <w:r>
+                        <w:rPr>
+                          <w:rFonts w:eastAsia="Calibri"/>
+                          <w:color w:val="000000"/>
+                          <w:lang w:val="en-US" w:eastAsia="en-US"/>
+                        </w:rPr>
+                        <w:t>va</w:t>
+                      </w:r>
+                      <w:proofErr w:type="spellEnd"/>
+                      <w:r>
+                        <w:rPr>
+                          <w:rFonts w:eastAsia="Calibri"/>
+                          <w:color w:val="000000"/>
+                          <w:lang w:val="en-US" w:eastAsia="en-US"/>
+                        </w:rPr>
+                        <w:t xml:space="preserve"> MU </w:t>
                       </w:r>
                       <w:r>
                         <w:rPr>
@@ -627,6 +645,7 @@
                         </w:rPr>
                         <w:t xml:space="preserve">. </w:t>
                       </w:r>
+                      <w:proofErr w:type="spellStart"/>
                       <w:r>
                         <w:rPr>
                           <w:rFonts w:eastAsia="Calibri"/>
@@ -637,6 +656,7 @@
                         </w:rPr>
                         <w:t>To‘rayev</w:t>
                       </w:r>
+                      <w:proofErr w:type="spellEnd"/>
                     </w:p>
                     <w:p>
                       <w:pPr>
@@ -2433,7 +2453,6 @@
             <w:pPr>
               <w:rPr>
                 <w:rFonts w:eastAsia="Calibri"/>
-                <w:color w:val="FF0000"/>
                 <w:sz w:val="28"/>
                 <w:szCs w:val="28"/>
                 <w:lang w:val="en-US"/>
@@ -2456,41 +2475,57 @@
           <w:p>
             <w:pPr>
               <w:jc w:val="both"/>
-              <w:rPr>
-                <w:rFonts w:eastAsia="Calibri"/>
-                <w:color w:val="FF0000"/>
-                <w:sz w:val="28"/>
-                <w:szCs w:val="28"/>
-                <w:lang w:val="uz-Cyrl-UZ"/>
-              </w:rPr>
-            </w:pPr>
-          </w:p>
-        </w:tc>
-        <w:tc>
-          <w:tcPr>
-            <w:tcW w:w="6594" w:type="dxa"/>
-            <w:shd w:val="clear" w:color="auto" w:fill="auto"/>
-          </w:tcPr>
-          <w:p>
-            <w:pPr>
-              <w:spacing w:after="120"/>
-              <w:jc w:val="both"/>
-              <w:rPr>
-                <w:rFonts w:eastAsia="Calibri"/>
-                <w:color w:val="FF0000"/>
-                <w:sz w:val="28"/>
-                <w:szCs w:val="28"/>
-                <w:lang w:val="uz-Cyrl-UZ"/>
-              </w:rPr>
-            </w:pPr>
-            <w:r>
               <w:rPr>
                 <w:rFonts w:eastAsia="Calibri"/>
                 <w:sz w:val="28"/>
                 <w:szCs w:val="28"/>
                 <w:lang w:val="uz-Cyrl-UZ"/>
               </w:rPr>
-              <w:t>O‘R QK Bosh shtabi AAT va AH BB Axborot-kommunikatsiya texnologiyalarini rivojlantirish boshqarmasi boshlig‘i</w:t>
+            </w:pPr>
+          </w:p>
+        </w:tc>
+        <w:tc>
+          <w:tcPr>
+            <w:tcW w:w="6594" w:type="dxa"/>
+            <w:shd w:val="clear" w:color="auto" w:fill="auto"/>
+          </w:tcPr>
+          <w:p>
+            <w:pPr>
+              <w:spacing w:after="120"/>
+              <w:jc w:val="both"/>
+              <w:rPr>
+                <w:rFonts w:eastAsia="Calibri"/>
+                <w:sz w:val="28"/>
+                <w:szCs w:val="28"/>
+                <w:lang w:val="uz-Cyrl-UZ"/>
+              </w:rPr>
+            </w:pPr>
+            <w:r>
+              <w:rPr>
+                <w:rFonts w:eastAsia="Calibri"/>
+                <w:sz w:val="28"/>
+                <w:szCs w:val="28"/>
+                <w:lang w:val="uz-Cyrl-UZ"/>
+              </w:rPr>
+              <w:t xml:space="preserve">O‘R </w:t>
+            </w:r>
+            <w:r>
+              <w:rPr>
+                <w:rFonts w:eastAsia="Calibri"/>
+                <w:sz w:val="28"/>
+                <w:szCs w:val="28"/>
+                <w:lang w:val="en-US"/>
+              </w:rPr>
+              <w:t>MV Sun’iy intellekt texnologiyalari departamenti boshlig‘i o‘rinbosari</w:t>
+            </w:r>
+            <w:r>
+              <w:rPr>
+                <w:rFonts w:eastAsia="Calibri"/>
+                <w:sz w:val="28"/>
+                <w:szCs w:val="28"/>
+                <w:lang w:val="en-US"/>
+              </w:rPr>
+              <w:t xml:space="preserve"> – Sun’iy intellekt texnologiyalarini tatbiq etish boshqarmasi boshlig‘i</w:t>
             </w:r>
             <w:r>
               <w:rPr>
@@ -2518,23 +2553,22 @@
               <w:rPr>
                 <w:sz w:val="28"/>
                 <w:szCs w:val="28"/>
-                <w:lang w:val="uz-Cyrl-UZ"/>
+                <w:lang w:val="en-US"/>
               </w:rPr>
             </w:pPr>
             <w:r>
               <w:rPr>
                 <w:sz w:val="28"/>
                 <w:szCs w:val="28"/>
-                <w:lang w:val="uz-Cyrl-UZ"/>
-              </w:rPr>
-              <w:t>podpolkovnik</w:t>
+                <w:lang w:val="en-US"/>
+              </w:rPr>
+              <w:t>mayor</w:t>
             </w:r>
           </w:p>
           <w:p>
             <w:pPr>
               <w:rPr>
                 <w:rFonts w:eastAsia="Calibri"/>
-                <w:color w:val="FF0000"/>
                 <w:sz w:val="28"/>
                 <w:szCs w:val="28"/>
                 <w:highlight w:val="yellow"/>
@@ -2547,7 +2581,23 @@
                 <w:sz w:val="28"/>
                 <w:lang w:val="uz-Latn-UZ"/>
               </w:rPr>
-              <w:t>O. Abdiroziqov</w:t>
+              <w:t>B</w:t>
+            </w:r>
+            <w:r>
+              <w:rPr>
+                <w:bCs/>
+                <w:sz w:val="28"/>
+                <w:lang w:val="uz-Latn-UZ"/>
+              </w:rPr>
+              <w:t xml:space="preserve">. </w:t>
+            </w:r>
+            <w:r>
+              <w:rPr>
+                <w:bCs/>
+                <w:sz w:val="28"/>
+                <w:lang w:val="uz-Latn-UZ"/>
+              </w:rPr>
+              <w:t>Muhammadov</w:t>
             </w:r>
           </w:p>
         </w:tc>
@@ -2560,7 +2610,6 @@
               <w:jc w:val="both"/>
               <w:rPr>
                 <w:rFonts w:eastAsia="Calibri"/>
-                <w:color w:val="FF0000"/>
                 <w:sz w:val="28"/>
                 <w:szCs w:val="28"/>
                 <w:highlight w:val="yellow"/>
@@ -2579,7 +2628,6 @@
               <w:jc w:val="both"/>
               <w:rPr>
                 <w:rFonts w:eastAsia="Calibri"/>
-                <w:color w:val="FF0000"/>
                 <w:sz w:val="28"/>
                 <w:szCs w:val="28"/>
                 <w:highlight w:val="yellow"/>
@@ -2593,16 +2641,25 @@
                 <w:szCs w:val="28"/>
                 <w:lang w:val="uz-Cyrl-UZ"/>
               </w:rPr>
-              <w:t>O‘R HX va MU “Istiqbolli harbiy texnologiyalar” kafedrasi boshlig‘i, PhD, dotsent</w:t>
+              <w:t xml:space="preserve">O‘R HX va MU </w:t>
             </w:r>
             <w:r>
               <w:rPr>
                 <w:rFonts w:eastAsia="Calibri"/>
                 <w:sz w:val="28"/>
                 <w:szCs w:val="28"/>
-                <w:lang w:val="en-US"/>
-              </w:rPr>
-              <w:t>.</w:t>
+                <w:lang w:val="uz-Cyrl-UZ"/>
+              </w:rPr>
+              <w:t>AKT va HAI Chegara qo‘shinlar IT mutaxassislarini tayyorlash bo‘yicha intellektual tizimlar kafedrasi katta o‘qituvchisi</w:t>
+            </w:r>
+            <w:r>
+              <w:rPr>
+                <w:rFonts w:eastAsia="Calibri"/>
+                <w:sz w:val="28"/>
+                <w:szCs w:val="28"/>
+                <w:lang w:val="uz-Cyrl-UZ"/>
+              </w:rPr>
+              <w:t>, PhD, dotsent.</w:t>
             </w:r>
           </w:p>
         </w:tc>
@@ -2877,45 +2934,34 @@
         <w:ind w:right="2401"/>
         <w:jc w:val="right"/>
         <w:rPr>
+          <w:szCs w:val="22"/>
+          <w:lang w:val="uz-Cyrl-UZ"/>
+        </w:rPr>
+      </w:pPr>
+      <w:r>
+        <w:rPr>
           <w:sz w:val="28"/>
           <w:szCs w:val="32"/>
           <w:lang w:val="en-US"/>
         </w:rPr>
-      </w:pPr>
+        <w:t>B</w:t>
+      </w:r>
+      <w:r>
+        <w:rPr>
+          <w:sz w:val="28"/>
+          <w:szCs w:val="32"/>
+          <w:lang w:val="uz-Cyrl-UZ"/>
+        </w:rPr>
+        <w:t xml:space="preserve">. </w:t>
+      </w:r>
       <w:r>
         <w:rPr>
           <w:sz w:val="28"/>
           <w:szCs w:val="32"/>
           <w:lang w:val="en-US"/>
         </w:rPr>
-        <w:t>B</w:t>
-      </w:r>
-      <w:r>
-        <w:rPr>
-          <w:sz w:val="28"/>
-          <w:szCs w:val="32"/>
-          <w:lang w:val="uz-Cyrl-UZ"/>
-        </w:rPr>
-        <w:t xml:space="preserve">. </w:t>
-      </w:r>
-      <w:r>
-        <w:rPr>
-          <w:sz w:val="28"/>
-          <w:szCs w:val="32"/>
-          <w:lang w:val="en-US"/>
-        </w:rPr>
         <w:t>Yusupov</w:t>
       </w:r>
-    </w:p>
-    <w:p>
-      <w:pPr>
-        <w:spacing w:line="280" w:lineRule="exact"/>
-        <w:ind w:left="709"/>
-        <w:rPr>
-          <w:szCs w:val="22"/>
-          <w:lang w:val="uz-Cyrl-UZ"/>
-        </w:rPr>
-      </w:pPr>
     </w:p>
     <w:p>
       <w:pPr>
@@ -4019,17 +4065,6 @@
                 <w:lang w:val="uz-Cyrl-UZ"/>
               </w:rPr>
             </w:pPr>
-            <w:r>
-              <w:rPr>
-                <w:bCs/>
-                <w:noProof/>
-                <w:color w:val="000000"/>
-                <w:sz w:val="22"/>
-                <w:szCs w:val="22"/>
-                <w:lang w:val="uz-Cyrl-UZ"/>
-              </w:rPr>
-              <w:t>+</w:t>
-            </w:r>
           </w:p>
         </w:tc>
         <w:tc>
@@ -4366,17 +4401,6 @@
                 <w:lang w:val="uz-Cyrl-UZ"/>
               </w:rPr>
             </w:pPr>
-            <w:r>
-              <w:rPr>
-                <w:bCs/>
-                <w:noProof/>
-                <w:color w:val="000000"/>
-                <w:sz w:val="22"/>
-                <w:szCs w:val="22"/>
-                <w:lang w:val="uz-Cyrl-UZ"/>
-              </w:rPr>
-              <w:t>+</w:t>
-            </w:r>
           </w:p>
         </w:tc>
         <w:tc>
@@ -4729,9 +4753,20 @@
                 <w:color w:val="000000"/>
                 <w:sz w:val="22"/>
                 <w:szCs w:val="22"/>
-                <w:lang w:val="uz-Cyrl-UZ"/>
-              </w:rPr>
-            </w:pPr>
+                <w:lang w:val="en-US"/>
+              </w:rPr>
+            </w:pPr>
+            <w:r>
+              <w:rPr>
+                <w:bCs/>
+                <w:noProof/>
+                <w:color w:val="000000"/>
+                <w:sz w:val="22"/>
+                <w:szCs w:val="22"/>
+                <w:lang w:val="en-US"/>
+              </w:rPr>
+              <w:t>+</w:t>
+            </w:r>
           </w:p>
         </w:tc>
       </w:tr>
@@ -23481,6 +23516,165 @@
     </w:p>
     <w:p>
       <w:pPr>
+        <w:pStyle w:val="a3"/>
+        <w:numPr>
+          <w:ilvl w:val="0"/>
+          <w:numId w:val="5"/>
+        </w:numPr>
+        <w:tabs>
+          <w:tab w:val="clear" w:pos="1080"/>
+          <w:tab w:val="left" w:pos="993"/>
+        </w:tabs>
+        <w:ind w:left="0" w:firstLine="709"/>
+        <w:jc w:val="both"/>
+        <w:rPr>
+          <w:rFonts w:ascii="Times New Roman" w:hAnsi="Times New Roman"/>
+          <w:sz w:val="28"/>
+          <w:szCs w:val="28"/>
+          <w:lang w:val="uz-Cyrl-UZ"/>
+        </w:rPr>
+      </w:pPr>
+      <w:r>
+        <w:rPr>
+          <w:rFonts w:ascii="Times New Roman" w:hAnsi="Times New Roman"/>
+          <w:sz w:val="28"/>
+          <w:szCs w:val="28"/>
+          <w:lang w:val="uz-Cyrl-UZ"/>
+        </w:rPr>
+        <w:t>S. Russell, P. Norvig. “Artificial Intelligence: A Modern Approach” (</w:t>
+      </w:r>
+      <w:r>
+        <w:rPr>
+          <w:rFonts w:ascii="Times New Roman" w:hAnsi="Times New Roman"/>
+          <w:sz w:val="28"/>
+          <w:szCs w:val="28"/>
+          <w:lang w:val="en-US"/>
+        </w:rPr>
+        <w:t>4</w:t>
+      </w:r>
+      <w:r>
+        <w:rPr>
+          <w:rFonts w:ascii="Times New Roman" w:hAnsi="Times New Roman"/>
+          <w:sz w:val="28"/>
+          <w:szCs w:val="28"/>
+          <w:lang w:val="uz-Cyrl-UZ"/>
+        </w:rPr>
+        <w:t>-nashr). Darslik. Pearson nashriyoti: 20</w:t>
+      </w:r>
+      <w:r>
+        <w:rPr>
+          <w:rFonts w:ascii="Times New Roman" w:hAnsi="Times New Roman"/>
+          <w:sz w:val="28"/>
+          <w:szCs w:val="28"/>
+          <w:lang w:val="en-US"/>
+        </w:rPr>
+        <w:t>2</w:t>
+      </w:r>
+      <w:r>
+        <w:rPr>
+          <w:rFonts w:ascii="Times New Roman" w:hAnsi="Times New Roman"/>
+          <w:sz w:val="28"/>
+          <w:szCs w:val="28"/>
+          <w:lang w:val="en-US"/>
+        </w:rPr>
+        <w:t>2</w:t>
+      </w:r>
+      <w:r>
+        <w:rPr>
+          <w:rFonts w:ascii="Times New Roman" w:hAnsi="Times New Roman"/>
+          <w:sz w:val="28"/>
+          <w:szCs w:val="28"/>
+          <w:lang w:val="uz-Cyrl-UZ"/>
+        </w:rPr>
+        <w:t>y. B - 11</w:t>
+      </w:r>
+      <w:r>
+        <w:rPr>
+          <w:rFonts w:ascii="Times New Roman" w:hAnsi="Times New Roman"/>
+          <w:sz w:val="28"/>
+          <w:szCs w:val="28"/>
+          <w:lang w:val="en-US"/>
+        </w:rPr>
+        <w:t>66</w:t>
+      </w:r>
+      <w:r>
+        <w:rPr>
+          <w:rFonts w:ascii="Times New Roman" w:hAnsi="Times New Roman"/>
+          <w:sz w:val="28"/>
+          <w:szCs w:val="28"/>
+          <w:lang w:val="uz-Cyrl-UZ"/>
+        </w:rPr>
+        <w:t>.</w:t>
+      </w:r>
+    </w:p>
+    <w:p>
+      <w:pPr>
+        <w:pStyle w:val="a3"/>
+        <w:numPr>
+          <w:ilvl w:val="0"/>
+          <w:numId w:val="5"/>
+        </w:numPr>
+        <w:tabs>
+          <w:tab w:val="left" w:pos="993"/>
+        </w:tabs>
+        <w:spacing w:after="0" w:line="240" w:lineRule="auto"/>
+        <w:ind w:left="0" w:firstLine="709"/>
+        <w:jc w:val="both"/>
+        <w:rPr>
+          <w:rFonts w:ascii="Times New Roman" w:hAnsi="Times New Roman"/>
+          <w:sz w:val="28"/>
+          <w:szCs w:val="28"/>
+          <w:lang w:val="uz-Cyrl-UZ"/>
+        </w:rPr>
+      </w:pPr>
+      <w:r>
+        <w:rPr>
+          <w:rFonts w:ascii="Times New Roman" w:hAnsi="Times New Roman"/>
+          <w:sz w:val="28"/>
+          <w:szCs w:val="28"/>
+          <w:lang w:val="uz-Cyrl-UZ"/>
+        </w:rPr>
+        <w:t>M.P. Deisenroth, A.A. Faisal, C.S. Ong. “Mathematics for Machine Learning”. Darslik. Cambridge University Press: 202</w:t>
+      </w:r>
+      <w:r>
+        <w:rPr>
+          <w:rFonts w:ascii="Times New Roman" w:hAnsi="Times New Roman"/>
+          <w:sz w:val="28"/>
+          <w:szCs w:val="28"/>
+          <w:lang w:val="en-US"/>
+        </w:rPr>
+        <w:t>4</w:t>
+      </w:r>
+      <w:r>
+        <w:rPr>
+          <w:rFonts w:ascii="Times New Roman" w:hAnsi="Times New Roman"/>
+          <w:sz w:val="28"/>
+          <w:szCs w:val="28"/>
+          <w:lang w:val="uz-Cyrl-UZ"/>
+        </w:rPr>
+        <w:t xml:space="preserve">y. B - </w:t>
+      </w:r>
+      <w:r>
+        <w:rPr>
+          <w:rFonts w:ascii="Times New Roman" w:hAnsi="Times New Roman"/>
+          <w:sz w:val="28"/>
+          <w:szCs w:val="28"/>
+          <w:lang w:val="en-US"/>
+        </w:rPr>
+        <w:t>417</w:t>
+      </w:r>
+      <w:r>
+        <w:rPr>
+          <w:rFonts w:ascii="Times New Roman" w:hAnsi="Times New Roman"/>
+          <w:sz w:val="28"/>
+          <w:szCs w:val="28"/>
+          <w:lang w:val="uz-Cyrl-UZ"/>
+        </w:rPr>
+        <w:t>.</w:t>
+      </w:r>
+    </w:p>
+    <w:p>
+      <w:pPr>
         <w:widowControl w:val="0"/>
         <w:shd w:val="clear" w:color="auto" w:fill="FFFFFF"/>
         <w:autoSpaceDE w:val="0"/>
@@ -23509,6 +23703,7 @@
           <w:color w:val="1F1F1F"/>
           <w:sz w:val="28"/>
           <w:szCs w:val="28"/>
+          <w:lang w:val="en-US"/>
         </w:rPr>
       </w:pPr>
       <w:r>
@@ -23520,6 +23715,7 @@
           <w:sz w:val="28"/>
           <w:szCs w:val="28"/>
           <w:bdr w:val="none" w:sz="0" w:space="0" w:color="auto" w:frame="1"/>
+          <w:lang w:val="en-US"/>
         </w:rPr>
         <w:t>Qo‘shimcha adabiyotlar:</w:t>
       </w:r>
@@ -23545,17 +23741,7 @@
           <w:bdr w:val="none" w:sz="0" w:space="0" w:color="auto" w:frame="1"/>
           <w:lang w:val="en-US"/>
         </w:rPr>
-        <w:t xml:space="preserve">1. </w:t>
-      </w:r>
-      <w:r>
-        <w:rPr>
-          <w:color w:val="1F1F1F"/>
-          <w:sz w:val="28"/>
-          <w:szCs w:val="28"/>
-          <w:bdr w:val="none" w:sz="0" w:space="0" w:color="auto" w:frame="1"/>
-          <w:lang w:val="en-US"/>
-        </w:rPr>
-        <w:t>G</w:t>
+        <w:t>1. G</w:t>
       </w:r>
       <w:r>
         <w:rPr>
@@ -23627,15 +23813,7 @@
           <w:szCs w:val="28"/>
           <w:lang w:val="en-US"/>
         </w:rPr>
-        <w:t xml:space="preserve">3. </w:t>
-      </w:r>
-      <w:r>
-        <w:rPr>
-          <w:sz w:val="28"/>
-          <w:szCs w:val="28"/>
-          <w:lang w:val="en-US"/>
-        </w:rPr>
-        <w:t xml:space="preserve">Tunstall, L., von Werra, L., Wolf, T. Natural Language Processing with Transformers. </w:t>
+        <w:t xml:space="preserve">3. Tunstall, L., von Werra, L., Wolf, T. Natural Language Processing with Transformers. </w:t>
       </w:r>
       <w:r>
         <w:rPr>
